--- a/docs/catalogue-checks/HRD-018-foundation.docx
+++ b/docs/catalogue-checks/HRD-018-foundation.docx
@@ -7,10 +7,60 @@
         <w:pStyle w:val="Title"/>
       </w:pPr>
       <w:r>
-        <w:t xml:space="preserve">Catalogue-Check — HRD-018 Foundation</w:t>
-      </w:r>
-    </w:p>
-    <w:bookmarkStart w:id="28" w:name="catalogue-check--hrd-018-foundation"/>
+        <w:t xml:space="preserve">Herald</w:t>
+      </w:r>
+    </w:p>
+    <w:p>
+      <w:pPr>
+        <w:pStyle w:val="FirstParagraph"/>
+      </w:pPr>
+      <w:r>
+        <w:drawing>
+          <wp:inline>
+            <wp:extent cx="1625600" cy="1625600"/>
+            <wp:effectExtent b="0" l="0" r="0" t="0"/>
+            <wp:docPr descr="Herald" title="" id="10" name="Picture"/>
+            <a:graphic>
+              <a:graphicData uri="http://schemas.openxmlformats.org/drawingml/2006/picture">
+                <pic:pic>
+                  <pic:nvPicPr>
+                    <pic:cNvPr descr="../../assets/logo/herald_logo_square_128.png" id="11" name="Picture"/>
+                    <pic:cNvPicPr>
+                      <a:picLocks noChangeArrowheads="1" noChangeAspect="1"/>
+                    </pic:cNvPicPr>
+                  </pic:nvPicPr>
+                  <pic:blipFill>
+                    <a:blip r:embed="rId9"/>
+                    <a:stretch>
+                      <a:fillRect/>
+                    </a:stretch>
+                  </pic:blipFill>
+                  <pic:spPr bwMode="auto">
+                    <a:xfrm>
+                      <a:off x="0" y="0"/>
+                      <a:ext cx="1625600" cy="1625600"/>
+                    </a:xfrm>
+                    <a:prstGeom prst="rect">
+                      <a:avLst/>
+                    </a:prstGeom>
+                    <a:noFill/>
+                    <a:ln w="9525">
+                      <a:noFill/>
+                      <a:headEnd/>
+                      <a:tailEnd/>
+                    </a:ln>
+                  </pic:spPr>
+                </pic:pic>
+              </a:graphicData>
+            </a:graphic>
+          </wp:inline>
+        </w:drawing>
+      </w:r>
+      <w:r>
+        <w:t xml:space="preserve">{width=96px height=96px}</w:t>
+      </w:r>
+    </w:p>
+    <w:bookmarkStart w:id="31" w:name="catalogue-check--hrd-018-foundation"/>
     <w:p>
       <w:pPr>
         <w:pStyle w:val="Heading1"/>
@@ -381,7 +431,7 @@
         </w:tc>
       </w:tr>
     </w:tbl>
-    <w:bookmarkStart w:id="9" w:name="table-of-contents"/>
+    <w:bookmarkStart w:id="12" w:name="table-of-contents"/>
     <w:p>
       <w:pPr>
         <w:pStyle w:val="Heading2"/>
@@ -492,8 +542,8 @@
         </w:r>
       </w:hyperlink>
     </w:p>
-    <w:bookmarkEnd w:id="9"/>
-    <w:bookmarkStart w:id="10" w:name="X492da7a5ee3846cdef8c8de3201af08e4b3ece4"/>
+    <w:bookmarkEnd w:id="12"/>
+    <w:bookmarkStart w:id="13" w:name="X492da7a5ee3846cdef8c8de3201af08e4b3ece4"/>
     <w:p>
       <w:pPr>
         <w:pStyle w:val="Heading2"/>
@@ -556,8 +606,8 @@
         <w:t xml:space="preserve">scaffold + Postgres + REST).</w:t>
       </w:r>
     </w:p>
-    <w:bookmarkEnd w:id="10"/>
-    <w:bookmarkStart w:id="11" w:name="Xf4a7604dfd0523b47931116010507411b222057"/>
+    <w:bookmarkEnd w:id="13"/>
+    <w:bookmarkStart w:id="14" w:name="Xf4a7604dfd0523b47931116010507411b222057"/>
     <w:p>
       <w:pPr>
         <w:pStyle w:val="Heading2"/>
@@ -912,8 +962,8 @@
         <w:t xml:space="preserve">.</w:t>
       </w:r>
     </w:p>
-    <w:bookmarkEnd w:id="11"/>
-    <w:bookmarkStart w:id="24" w:name="X45a7695800dcc1fa304c8479c4cfa2d34c3fa55"/>
+    <w:bookmarkEnd w:id="14"/>
+    <w:bookmarkStart w:id="27" w:name="X45a7695800dcc1fa304c8479c4cfa2d34c3fa55"/>
     <w:p>
       <w:pPr>
         <w:pStyle w:val="Heading2"/>
@@ -922,7 +972,7 @@
         <w:t xml:space="preserve">§2. Capability-by-capability findings</w:t>
       </w:r>
     </w:p>
-    <w:bookmarkStart w:id="12" w:name="X5d40d4a57cf29e9108aa81f34cd64ab28864381"/>
+    <w:bookmarkStart w:id="15" w:name="X5d40d4a57cf29e9108aa81f34cd64ab28864381"/>
     <w:p>
       <w:pPr>
         <w:pStyle w:val="Heading3"/>
@@ -1024,8 +1074,8 @@
         <w:t xml:space="preserve">.</w:t>
       </w:r>
     </w:p>
-    <w:bookmarkEnd w:id="12"/>
-    <w:bookmarkStart w:id="13" w:name="X8c90fef85cf597d8d2ff1b9113bcd250299a990"/>
+    <w:bookmarkEnd w:id="15"/>
+    <w:bookmarkStart w:id="16" w:name="X8c90fef85cf597d8d2ff1b9113bcd250299a990"/>
     <w:p>
       <w:pPr>
         <w:pStyle w:val="Heading3"/>
@@ -1207,8 +1257,8 @@
         <w:t xml:space="preserve">https://github.com/vasic-digital/EventBus</w:t>
       </w:r>
     </w:p>
-    <w:bookmarkEnd w:id="13"/>
-    <w:bookmarkStart w:id="14" w:name="X3021a511f781298cbc44f0e60a91045d0b312da"/>
+    <w:bookmarkEnd w:id="16"/>
+    <w:bookmarkStart w:id="17" w:name="X3021a511f781298cbc44f0e60a91045d0b312da"/>
     <w:p>
       <w:pPr>
         <w:pStyle w:val="Heading3"/>
@@ -1277,8 +1327,8 @@
         <w:t xml:space="preserve">— trivial (~30 LOC: read file, SHA-256, hex).</w:t>
       </w:r>
     </w:p>
-    <w:bookmarkEnd w:id="14"/>
-    <w:bookmarkStart w:id="15" w:name="X588aa3d2ce7d97ca9aaea30e1ff094391005aa4"/>
+    <w:bookmarkEnd w:id="17"/>
+    <w:bookmarkStart w:id="18" w:name="X588aa3d2ce7d97ca9aaea30e1ff094391005aa4"/>
     <w:p>
       <w:pPr>
         <w:pStyle w:val="Heading3"/>
@@ -1335,8 +1385,8 @@
         <w:t xml:space="preserve">.</w:t>
       </w:r>
     </w:p>
-    <w:bookmarkEnd w:id="15"/>
-    <w:bookmarkStart w:id="16" w:name="Xbca8e30f1797a6d774fa16c4bc0633614d0b9ed"/>
+    <w:bookmarkEnd w:id="18"/>
+    <w:bookmarkStart w:id="19" w:name="Xbca8e30f1797a6d774fa16c4bc0633614d0b9ed"/>
     <w:p>
       <w:pPr>
         <w:pStyle w:val="Heading3"/>
@@ -1702,8 +1752,8 @@
         <w:t xml:space="preserve">https://github.com/vasic-digital/database</w:t>
       </w:r>
     </w:p>
-    <w:bookmarkEnd w:id="16"/>
-    <w:bookmarkStart w:id="17" w:name="Xcd82826fedc34aa837219b1a26c2ce666c33055"/>
+    <w:bookmarkEnd w:id="19"/>
+    <w:bookmarkStart w:id="20" w:name="Xcd82826fedc34aa837219b1a26c2ce666c33055"/>
     <w:p>
       <w:pPr>
         <w:pStyle w:val="Heading3"/>
@@ -2001,8 +2051,8 @@
         <w:t xml:space="preserve">https://github.com/vasic-digital/BackgroundTasks</w:t>
       </w:r>
     </w:p>
-    <w:bookmarkEnd w:id="17"/>
-    <w:bookmarkStart w:id="18" w:name="Xbf476149cb7dcf44c98fb609215c4af35282929"/>
+    <w:bookmarkEnd w:id="20"/>
+    <w:bookmarkStart w:id="21" w:name="Xbf476149cb7dcf44c98fb609215c4af35282929"/>
     <w:p>
       <w:pPr>
         <w:pStyle w:val="Heading3"/>
@@ -2116,8 +2166,8 @@
         <w:t xml:space="preserve">+ a tenant UUID and runs the RLS GUC inside a transaction lifetime. No pgx pool wrangling on our side.</w:t>
       </w:r>
     </w:p>
-    <w:bookmarkEnd w:id="18"/>
-    <w:bookmarkStart w:id="19" w:name="X15c87d9734bb6ef420da9551c6e8b4ef2a94712"/>
+    <w:bookmarkEnd w:id="21"/>
+    <w:bookmarkStart w:id="22" w:name="X15c87d9734bb6ef420da9551c6e8b4ef2a94712"/>
     <w:p>
       <w:pPr>
         <w:pStyle w:val="Heading3"/>
@@ -2661,8 +2711,8 @@
         <w:t xml:space="preserve">https://github.com/vasic-digital/observability</w:t>
       </w:r>
     </w:p>
-    <w:bookmarkEnd w:id="19"/>
-    <w:bookmarkStart w:id="20" w:name="X3f45783df93aa6d57b5f557f7758e4693f26e7a"/>
+    <w:bookmarkEnd w:id="22"/>
+    <w:bookmarkStart w:id="23" w:name="X3f45783df93aa6d57b5f557f7758e4693f26e7a"/>
     <w:p>
       <w:pPr>
         <w:pStyle w:val="Heading3"/>
@@ -2758,8 +2808,8 @@
         <w:t xml:space="preserve">https://github.com/vasic-digital/cache</w:t>
       </w:r>
     </w:p>
-    <w:bookmarkEnd w:id="20"/>
-    <w:bookmarkStart w:id="21" w:name="Xdd3381332e3a662f7a358601bbfd444e0ba39c4"/>
+    <w:bookmarkEnd w:id="23"/>
+    <w:bookmarkStart w:id="24" w:name="Xdd3381332e3a662f7a358601bbfd444e0ba39c4"/>
     <w:p>
       <w:pPr>
         <w:pStyle w:val="Heading3"/>
@@ -2822,8 +2872,8 @@
         <w:t xml:space="preserve">https://github.com/vasic-digital/config</w:t>
       </w:r>
     </w:p>
-    <w:bookmarkEnd w:id="21"/>
-    <w:bookmarkStart w:id="22" w:name="X7cf062f9ab5884e402fafc16c9bf4b4ca1aa8c3"/>
+    <w:bookmarkEnd w:id="24"/>
+    <w:bookmarkStart w:id="25" w:name="X7cf062f9ab5884e402fafc16c9bf4b4ca1aa8c3"/>
     <w:p>
       <w:pPr>
         <w:pStyle w:val="Heading3"/>
@@ -2901,8 +2951,8 @@
         <w:t xml:space="preserve">https://github.com/vasic-digital/recovery</w:t>
       </w:r>
     </w:p>
-    <w:bookmarkEnd w:id="22"/>
-    <w:bookmarkStart w:id="23" w:name="X58877ff122231c2a74c9afd58c8d5c64015d898"/>
+    <w:bookmarkEnd w:id="25"/>
+    <w:bookmarkStart w:id="26" w:name="X58877ff122231c2a74c9afd58c8d5c64015d898"/>
     <w:p>
       <w:pPr>
         <w:pStyle w:val="Heading3"/>
@@ -2944,9 +2994,9 @@
         <w:t xml:space="preserve">Replaces the planned Watermill memory-pubsub. Same module as §2.2.</w:t>
       </w:r>
     </w:p>
-    <w:bookmarkEnd w:id="23"/>
-    <w:bookmarkEnd w:id="24"/>
-    <w:bookmarkStart w:id="25" w:name="Xeb67e0e9423934bb8ee68b4341d096aa2743a9a"/>
+    <w:bookmarkEnd w:id="26"/>
+    <w:bookmarkEnd w:id="27"/>
+    <w:bookmarkStart w:id="28" w:name="Xeb67e0e9423934bb8ee68b4341d096aa2743a9a"/>
     <w:p>
       <w:pPr>
         <w:pStyle w:val="Heading2"/>
@@ -3665,8 +3715,8 @@
         <w:t xml:space="preserve">directives point at the local paths during development. Production builds resolve through pinned commit SHAs.</w:t>
       </w:r>
     </w:p>
-    <w:bookmarkEnd w:id="25"/>
-    <w:bookmarkStart w:id="26" w:name="Xc45472aa6bc1faff1a6f10e9a28bf59c51131d5"/>
+    <w:bookmarkEnd w:id="28"/>
+    <w:bookmarkStart w:id="29" w:name="Xc45472aa6bc1faff1a6f10e9a28bf59c51131d5"/>
     <w:p>
       <w:pPr>
         <w:pStyle w:val="Heading2"/>
@@ -4118,8 +4168,8 @@
         <w:t xml:space="preserve">The transition-gate, three-axis envelope, mode-ladder semantics, RLS isolation contract, and per-milestone smoke definitions all hold.</w:t>
       </w:r>
     </w:p>
-    <w:bookmarkEnd w:id="26"/>
-    <w:bookmarkStart w:id="27" w:name="Xc15ecb880f212eb923d0715a73aef514d42ad22"/>
+    <w:bookmarkEnd w:id="29"/>
+    <w:bookmarkStart w:id="30" w:name="Xc15ecb880f212eb923d0715a73aef514d42ad22"/>
     <w:p>
       <w:pPr>
         <w:pStyle w:val="Heading2"/>
@@ -4434,8 +4484,8 @@
         <w:t xml:space="preserve">values to confirm survey is fresh.</w:t>
       </w:r>
     </w:p>
-    <w:bookmarkEnd w:id="27"/>
-    <w:bookmarkEnd w:id="28"/>
+    <w:bookmarkEnd w:id="30"/>
+    <w:bookmarkEnd w:id="31"/>
     <w:sectPr>
       <w:footnotePr>
         <w:numRestart w:val="eachSect"/>

--- a/docs/catalogue-checks/HRD-018-foundation.docx
+++ b/docs/catalogue-checks/HRD-018-foundation.docx
@@ -10,57 +10,7 @@
         <w:t xml:space="preserve">Herald</w:t>
       </w:r>
     </w:p>
-    <w:p>
-      <w:pPr>
-        <w:pStyle w:val="FirstParagraph"/>
-      </w:pPr>
-      <w:r>
-        <w:drawing>
-          <wp:inline>
-            <wp:extent cx="1625600" cy="1625600"/>
-            <wp:effectExtent b="0" l="0" r="0" t="0"/>
-            <wp:docPr descr="Herald" title="" id="10" name="Picture"/>
-            <a:graphic>
-              <a:graphicData uri="http://schemas.openxmlformats.org/drawingml/2006/picture">
-                <pic:pic>
-                  <pic:nvPicPr>
-                    <pic:cNvPr descr="../../assets/logo/herald_logo_square_128.png" id="11" name="Picture"/>
-                    <pic:cNvPicPr>
-                      <a:picLocks noChangeArrowheads="1" noChangeAspect="1"/>
-                    </pic:cNvPicPr>
-                  </pic:nvPicPr>
-                  <pic:blipFill>
-                    <a:blip r:embed="rId9"/>
-                    <a:stretch>
-                      <a:fillRect/>
-                    </a:stretch>
-                  </pic:blipFill>
-                  <pic:spPr bwMode="auto">
-                    <a:xfrm>
-                      <a:off x="0" y="0"/>
-                      <a:ext cx="1625600" cy="1625600"/>
-                    </a:xfrm>
-                    <a:prstGeom prst="rect">
-                      <a:avLst/>
-                    </a:prstGeom>
-                    <a:noFill/>
-                    <a:ln w="9525">
-                      <a:noFill/>
-                      <a:headEnd/>
-                      <a:tailEnd/>
-                    </a:ln>
-                  </pic:spPr>
-                </pic:pic>
-              </a:graphicData>
-            </a:graphic>
-          </wp:inline>
-        </w:drawing>
-      </w:r>
-      <w:r>
-        <w:t xml:space="preserve">{width=96px height=96px}</w:t>
-      </w:r>
-    </w:p>
-    <w:bookmarkStart w:id="31" w:name="catalogue-check--hrd-018-foundation"/>
+    <w:bookmarkStart w:id="28" w:name="catalogue-check--hrd-018-foundation"/>
     <w:p>
       <w:pPr>
         <w:pStyle w:val="Heading1"/>
@@ -431,7 +381,7 @@
         </w:tc>
       </w:tr>
     </w:tbl>
-    <w:bookmarkStart w:id="12" w:name="table-of-contents"/>
+    <w:bookmarkStart w:id="9" w:name="table-of-contents"/>
     <w:p>
       <w:pPr>
         <w:pStyle w:val="Heading2"/>
@@ -542,8 +492,8 @@
         </w:r>
       </w:hyperlink>
     </w:p>
-    <w:bookmarkEnd w:id="12"/>
-    <w:bookmarkStart w:id="13" w:name="X492da7a5ee3846cdef8c8de3201af08e4b3ece4"/>
+    <w:bookmarkEnd w:id="9"/>
+    <w:bookmarkStart w:id="10" w:name="X492da7a5ee3846cdef8c8de3201af08e4b3ece4"/>
     <w:p>
       <w:pPr>
         <w:pStyle w:val="Heading2"/>
@@ -606,8 +556,8 @@
         <w:t xml:space="preserve">scaffold + Postgres + REST).</w:t>
       </w:r>
     </w:p>
-    <w:bookmarkEnd w:id="13"/>
-    <w:bookmarkStart w:id="14" w:name="Xf4a7604dfd0523b47931116010507411b222057"/>
+    <w:bookmarkEnd w:id="10"/>
+    <w:bookmarkStart w:id="11" w:name="Xf4a7604dfd0523b47931116010507411b222057"/>
     <w:p>
       <w:pPr>
         <w:pStyle w:val="Heading2"/>
@@ -962,8 +912,8 @@
         <w:t xml:space="preserve">.</w:t>
       </w:r>
     </w:p>
-    <w:bookmarkEnd w:id="14"/>
-    <w:bookmarkStart w:id="27" w:name="X45a7695800dcc1fa304c8479c4cfa2d34c3fa55"/>
+    <w:bookmarkEnd w:id="11"/>
+    <w:bookmarkStart w:id="24" w:name="X45a7695800dcc1fa304c8479c4cfa2d34c3fa55"/>
     <w:p>
       <w:pPr>
         <w:pStyle w:val="Heading2"/>
@@ -972,7 +922,7 @@
         <w:t xml:space="preserve">§2. Capability-by-capability findings</w:t>
       </w:r>
     </w:p>
-    <w:bookmarkStart w:id="15" w:name="X5d40d4a57cf29e9108aa81f34cd64ab28864381"/>
+    <w:bookmarkStart w:id="12" w:name="X5d40d4a57cf29e9108aa81f34cd64ab28864381"/>
     <w:p>
       <w:pPr>
         <w:pStyle w:val="Heading3"/>
@@ -1074,8 +1024,8 @@
         <w:t xml:space="preserve">.</w:t>
       </w:r>
     </w:p>
-    <w:bookmarkEnd w:id="15"/>
-    <w:bookmarkStart w:id="16" w:name="X8c90fef85cf597d8d2ff1b9113bcd250299a990"/>
+    <w:bookmarkEnd w:id="12"/>
+    <w:bookmarkStart w:id="13" w:name="X8c90fef85cf597d8d2ff1b9113bcd250299a990"/>
     <w:p>
       <w:pPr>
         <w:pStyle w:val="Heading3"/>
@@ -1257,8 +1207,8 @@
         <w:t xml:space="preserve">https://github.com/vasic-digital/EventBus</w:t>
       </w:r>
     </w:p>
-    <w:bookmarkEnd w:id="16"/>
-    <w:bookmarkStart w:id="17" w:name="X3021a511f781298cbc44f0e60a91045d0b312da"/>
+    <w:bookmarkEnd w:id="13"/>
+    <w:bookmarkStart w:id="14" w:name="X3021a511f781298cbc44f0e60a91045d0b312da"/>
     <w:p>
       <w:pPr>
         <w:pStyle w:val="Heading3"/>
@@ -1327,8 +1277,8 @@
         <w:t xml:space="preserve">— trivial (~30 LOC: read file, SHA-256, hex).</w:t>
       </w:r>
     </w:p>
-    <w:bookmarkEnd w:id="17"/>
-    <w:bookmarkStart w:id="18" w:name="X588aa3d2ce7d97ca9aaea30e1ff094391005aa4"/>
+    <w:bookmarkEnd w:id="14"/>
+    <w:bookmarkStart w:id="15" w:name="X588aa3d2ce7d97ca9aaea30e1ff094391005aa4"/>
     <w:p>
       <w:pPr>
         <w:pStyle w:val="Heading3"/>
@@ -1385,8 +1335,8 @@
         <w:t xml:space="preserve">.</w:t>
       </w:r>
     </w:p>
-    <w:bookmarkEnd w:id="18"/>
-    <w:bookmarkStart w:id="19" w:name="Xbca8e30f1797a6d774fa16c4bc0633614d0b9ed"/>
+    <w:bookmarkEnd w:id="15"/>
+    <w:bookmarkStart w:id="16" w:name="Xbca8e30f1797a6d774fa16c4bc0633614d0b9ed"/>
     <w:p>
       <w:pPr>
         <w:pStyle w:val="Heading3"/>
@@ -1752,8 +1702,8 @@
         <w:t xml:space="preserve">https://github.com/vasic-digital/database</w:t>
       </w:r>
     </w:p>
-    <w:bookmarkEnd w:id="19"/>
-    <w:bookmarkStart w:id="20" w:name="Xcd82826fedc34aa837219b1a26c2ce666c33055"/>
+    <w:bookmarkEnd w:id="16"/>
+    <w:bookmarkStart w:id="17" w:name="Xcd82826fedc34aa837219b1a26c2ce666c33055"/>
     <w:p>
       <w:pPr>
         <w:pStyle w:val="Heading3"/>
@@ -2051,8 +2001,8 @@
         <w:t xml:space="preserve">https://github.com/vasic-digital/BackgroundTasks</w:t>
       </w:r>
     </w:p>
-    <w:bookmarkEnd w:id="20"/>
-    <w:bookmarkStart w:id="21" w:name="Xbf476149cb7dcf44c98fb609215c4af35282929"/>
+    <w:bookmarkEnd w:id="17"/>
+    <w:bookmarkStart w:id="18" w:name="Xbf476149cb7dcf44c98fb609215c4af35282929"/>
     <w:p>
       <w:pPr>
         <w:pStyle w:val="Heading3"/>
@@ -2166,8 +2116,8 @@
         <w:t xml:space="preserve">+ a tenant UUID and runs the RLS GUC inside a transaction lifetime. No pgx pool wrangling on our side.</w:t>
       </w:r>
     </w:p>
-    <w:bookmarkEnd w:id="21"/>
-    <w:bookmarkStart w:id="22" w:name="X15c87d9734bb6ef420da9551c6e8b4ef2a94712"/>
+    <w:bookmarkEnd w:id="18"/>
+    <w:bookmarkStart w:id="19" w:name="X15c87d9734bb6ef420da9551c6e8b4ef2a94712"/>
     <w:p>
       <w:pPr>
         <w:pStyle w:val="Heading3"/>
@@ -2711,8 +2661,8 @@
         <w:t xml:space="preserve">https://github.com/vasic-digital/observability</w:t>
       </w:r>
     </w:p>
-    <w:bookmarkEnd w:id="22"/>
-    <w:bookmarkStart w:id="23" w:name="X3f45783df93aa6d57b5f557f7758e4693f26e7a"/>
+    <w:bookmarkEnd w:id="19"/>
+    <w:bookmarkStart w:id="20" w:name="X3f45783df93aa6d57b5f557f7758e4693f26e7a"/>
     <w:p>
       <w:pPr>
         <w:pStyle w:val="Heading3"/>
@@ -2808,8 +2758,8 @@
         <w:t xml:space="preserve">https://github.com/vasic-digital/cache</w:t>
       </w:r>
     </w:p>
-    <w:bookmarkEnd w:id="23"/>
-    <w:bookmarkStart w:id="24" w:name="Xdd3381332e3a662f7a358601bbfd444e0ba39c4"/>
+    <w:bookmarkEnd w:id="20"/>
+    <w:bookmarkStart w:id="21" w:name="Xdd3381332e3a662f7a358601bbfd444e0ba39c4"/>
     <w:p>
       <w:pPr>
         <w:pStyle w:val="Heading3"/>
@@ -2872,8 +2822,8 @@
         <w:t xml:space="preserve">https://github.com/vasic-digital/config</w:t>
       </w:r>
     </w:p>
-    <w:bookmarkEnd w:id="24"/>
-    <w:bookmarkStart w:id="25" w:name="X7cf062f9ab5884e402fafc16c9bf4b4ca1aa8c3"/>
+    <w:bookmarkEnd w:id="21"/>
+    <w:bookmarkStart w:id="22" w:name="X7cf062f9ab5884e402fafc16c9bf4b4ca1aa8c3"/>
     <w:p>
       <w:pPr>
         <w:pStyle w:val="Heading3"/>
@@ -2951,8 +2901,8 @@
         <w:t xml:space="preserve">https://github.com/vasic-digital/recovery</w:t>
       </w:r>
     </w:p>
-    <w:bookmarkEnd w:id="25"/>
-    <w:bookmarkStart w:id="26" w:name="X58877ff122231c2a74c9afd58c8d5c64015d898"/>
+    <w:bookmarkEnd w:id="22"/>
+    <w:bookmarkStart w:id="23" w:name="X58877ff122231c2a74c9afd58c8d5c64015d898"/>
     <w:p>
       <w:pPr>
         <w:pStyle w:val="Heading3"/>
@@ -2994,9 +2944,9 @@
         <w:t xml:space="preserve">Replaces the planned Watermill memory-pubsub. Same module as §2.2.</w:t>
       </w:r>
     </w:p>
-    <w:bookmarkEnd w:id="26"/>
-    <w:bookmarkEnd w:id="27"/>
-    <w:bookmarkStart w:id="28" w:name="Xeb67e0e9423934bb8ee68b4341d096aa2743a9a"/>
+    <w:bookmarkEnd w:id="23"/>
+    <w:bookmarkEnd w:id="24"/>
+    <w:bookmarkStart w:id="25" w:name="Xeb67e0e9423934bb8ee68b4341d096aa2743a9a"/>
     <w:p>
       <w:pPr>
         <w:pStyle w:val="Heading2"/>
@@ -3715,8 +3665,8 @@
         <w:t xml:space="preserve">directives point at the local paths during development. Production builds resolve through pinned commit SHAs.</w:t>
       </w:r>
     </w:p>
-    <w:bookmarkEnd w:id="28"/>
-    <w:bookmarkStart w:id="29" w:name="Xc45472aa6bc1faff1a6f10e9a28bf59c51131d5"/>
+    <w:bookmarkEnd w:id="25"/>
+    <w:bookmarkStart w:id="26" w:name="Xc45472aa6bc1faff1a6f10e9a28bf59c51131d5"/>
     <w:p>
       <w:pPr>
         <w:pStyle w:val="Heading2"/>
@@ -4168,8 +4118,8 @@
         <w:t xml:space="preserve">The transition-gate, three-axis envelope, mode-ladder semantics, RLS isolation contract, and per-milestone smoke definitions all hold.</w:t>
       </w:r>
     </w:p>
-    <w:bookmarkEnd w:id="29"/>
-    <w:bookmarkStart w:id="30" w:name="Xc15ecb880f212eb923d0715a73aef514d42ad22"/>
+    <w:bookmarkEnd w:id="26"/>
+    <w:bookmarkStart w:id="27" w:name="Xc15ecb880f212eb923d0715a73aef514d42ad22"/>
     <w:p>
       <w:pPr>
         <w:pStyle w:val="Heading2"/>
@@ -4484,8 +4434,8 @@
         <w:t xml:space="preserve">values to confirm survey is fresh.</w:t>
       </w:r>
     </w:p>
-    <w:bookmarkEnd w:id="30"/>
-    <w:bookmarkEnd w:id="31"/>
+    <w:bookmarkEnd w:id="27"/>
+    <w:bookmarkEnd w:id="28"/>
     <w:sectPr>
       <w:footnotePr>
         <w:numRestart w:val="eachSect"/>
